--- a/4 semester/Fundamentals of Information Property Management/ПЗ 3/ОУИС, ПЗ №3, для отчета.docx
+++ b/4 semester/Fundamentals of Information Property Management/ПЗ 3/ОУИС, ПЗ №3, для отчета.docx
@@ -1383,7 +1383,6 @@
               <w:rPr>
                 <w:spacing w:val="-4"/>
                 <w:sz w:val="20"/>
-                <w:lang w:val="en-US"/>
               </w:rPr>
               <w:t xml:space="preserve">  21545</w:t>
             </w:r>
@@ -1747,15 +1746,7 @@
                 <w:sz w:val="24"/>
                 <w:szCs w:val="24"/>
               </w:rPr>
-              <w:t xml:space="preserve"> </w:t>
-            </w:r>
-            <w:r>
-              <w:rPr>
-                <w:b/>
-                <w:sz w:val="24"/>
-                <w:szCs w:val="24"/>
-              </w:rPr>
-              <w:t>02071889</w:t>
+              <w:t xml:space="preserve"> 02071889</w:t>
             </w:r>
           </w:p>
         </w:tc>
@@ -4678,6 +4669,2011 @@
         </w:tc>
       </w:tr>
     </w:tbl>
+    <w:p>
+      <w:pPr>
+        <w:pStyle w:val="ab"/>
+        <w:kinsoku w:val="0"/>
+        <w:overflowPunct w:val="0"/>
+        <w:spacing w:after="0" w:line="276" w:lineRule="auto"/>
+        <w:ind w:firstLine="709"/>
+        <w:jc w:val="both"/>
+        <w:rPr>
+          <w:bCs/>
+          <w:color w:val="000000"/>
+          <w:sz w:val="28"/>
+          <w:szCs w:val="28"/>
+        </w:rPr>
+      </w:pPr>
+    </w:p>
+    <w:p>
+      <w:pPr>
+        <w:pStyle w:val="ab"/>
+        <w:kinsoku w:val="0"/>
+        <w:overflowPunct w:val="0"/>
+        <w:spacing w:line="276" w:lineRule="auto"/>
+        <w:ind w:firstLine="709"/>
+        <w:jc w:val="right"/>
+        <w:rPr>
+          <w:bCs/>
+          <w:color w:val="000000"/>
+          <w:sz w:val="28"/>
+          <w:szCs w:val="28"/>
+        </w:rPr>
+      </w:pPr>
+      <w:r>
+        <w:rPr>
+          <w:bCs/>
+          <w:color w:val="000000"/>
+          <w:sz w:val="28"/>
+          <w:szCs w:val="28"/>
+        </w:rPr>
+        <w:lastRenderedPageBreak/>
+        <w:tab/>
+      </w:r>
+      <w:r>
+        <w:rPr>
+          <w:bCs/>
+          <w:color w:val="000000"/>
+          <w:sz w:val="28"/>
+          <w:szCs w:val="28"/>
+        </w:rPr>
+        <w:tab/>
+      </w:r>
+      <w:r>
+        <w:rPr>
+          <w:bCs/>
+          <w:color w:val="000000"/>
+          <w:sz w:val="28"/>
+          <w:szCs w:val="28"/>
+        </w:rPr>
+        <w:tab/>
+      </w:r>
+      <w:r>
+        <w:rPr>
+          <w:bCs/>
+          <w:color w:val="000000"/>
+          <w:sz w:val="28"/>
+          <w:szCs w:val="28"/>
+        </w:rPr>
+        <w:tab/>
+      </w:r>
+      <w:r>
+        <w:rPr>
+          <w:bCs/>
+          <w:color w:val="000000"/>
+          <w:sz w:val="28"/>
+          <w:szCs w:val="28"/>
+        </w:rPr>
+        <w:tab/>
+      </w:r>
+      <w:r>
+        <w:rPr>
+          <w:bCs/>
+          <w:color w:val="000000"/>
+          <w:sz w:val="28"/>
+          <w:szCs w:val="28"/>
+        </w:rPr>
+        <w:tab/>
+        <w:t>МПК</w:t>
+      </w:r>
+      <w:r>
+        <w:rPr>
+          <w:bCs/>
+          <w:color w:val="000000"/>
+          <w:sz w:val="28"/>
+          <w:szCs w:val="28"/>
+        </w:rPr>
+        <w:tab/>
+      </w:r>
+      <w:r>
+        <w:rPr>
+          <w:bCs/>
+          <w:color w:val="000000"/>
+          <w:sz w:val="28"/>
+          <w:szCs w:val="28"/>
+          <w:lang w:val="en-US"/>
+        </w:rPr>
+        <w:t>D32L 3/00</w:t>
+      </w:r>
+      <w:r>
+        <w:rPr>
+          <w:bCs/>
+          <w:color w:val="000000"/>
+          <w:sz w:val="28"/>
+          <w:szCs w:val="28"/>
+        </w:rPr>
+        <w:tab/>
+      </w:r>
+    </w:p>
+    <w:p>
+      <w:pPr>
+        <w:pStyle w:val="ab"/>
+        <w:kinsoku w:val="0"/>
+        <w:overflowPunct w:val="0"/>
+        <w:spacing w:line="276" w:lineRule="auto"/>
+        <w:ind w:firstLine="709"/>
+        <w:jc w:val="center"/>
+        <w:rPr>
+          <w:bCs/>
+          <w:color w:val="000000"/>
+          <w:sz w:val="28"/>
+          <w:szCs w:val="28"/>
+        </w:rPr>
+      </w:pPr>
+      <w:r>
+        <w:rPr>
+          <w:bCs/>
+          <w:color w:val="000000"/>
+          <w:sz w:val="28"/>
+          <w:szCs w:val="28"/>
+        </w:rPr>
+        <w:tab/>
+      </w:r>
+    </w:p>
+    <w:p>
+      <w:pPr>
+        <w:pStyle w:val="ab"/>
+        <w:kinsoku w:val="0"/>
+        <w:overflowPunct w:val="0"/>
+        <w:spacing w:line="276" w:lineRule="auto"/>
+        <w:ind w:firstLine="709"/>
+        <w:jc w:val="center"/>
+        <w:rPr>
+          <w:bCs/>
+          <w:color w:val="000000"/>
+          <w:sz w:val="28"/>
+          <w:szCs w:val="28"/>
+        </w:rPr>
+      </w:pPr>
+      <w:r>
+        <w:rPr>
+          <w:bCs/>
+          <w:color w:val="000000"/>
+          <w:sz w:val="28"/>
+          <w:szCs w:val="28"/>
+        </w:rPr>
+        <w:t>Экологически чистая бумага с повышенной прочностью и влагостойкостью на основе растительных волокон и биополимеров</w:t>
+      </w:r>
+    </w:p>
+    <w:p>
+      <w:pPr>
+        <w:pStyle w:val="ab"/>
+        <w:kinsoku w:val="0"/>
+        <w:overflowPunct w:val="0"/>
+        <w:spacing w:line="276" w:lineRule="auto"/>
+        <w:ind w:firstLine="709"/>
+        <w:jc w:val="both"/>
+        <w:rPr>
+          <w:bCs/>
+          <w:color w:val="000000"/>
+          <w:sz w:val="28"/>
+          <w:szCs w:val="28"/>
+        </w:rPr>
+      </w:pPr>
+    </w:p>
+    <w:p>
+      <w:pPr>
+        <w:pStyle w:val="ab"/>
+        <w:kinsoku w:val="0"/>
+        <w:overflowPunct w:val="0"/>
+        <w:spacing w:line="276" w:lineRule="auto"/>
+        <w:ind w:firstLine="709"/>
+        <w:jc w:val="both"/>
+        <w:rPr>
+          <w:bCs/>
+          <w:color w:val="000000"/>
+          <w:sz w:val="28"/>
+          <w:szCs w:val="28"/>
+        </w:rPr>
+      </w:pPr>
+      <w:r>
+        <w:rPr>
+          <w:bCs/>
+          <w:color w:val="000000"/>
+          <w:sz w:val="28"/>
+          <w:szCs w:val="28"/>
+        </w:rPr>
+        <w:t xml:space="preserve">Современное общество все больше внимания уделяет вопросам экологичности и устойчивого развития. В этой связи одним из приоритетных направлений является разработка экологически безопасных материалов, включая бумажные изделия. Хотя традиционная бумага считается </w:t>
+      </w:r>
+      <w:proofErr w:type="spellStart"/>
+      <w:r>
+        <w:rPr>
+          <w:bCs/>
+          <w:color w:val="000000"/>
+          <w:sz w:val="28"/>
+          <w:szCs w:val="28"/>
+        </w:rPr>
+        <w:t>биоразлагаемой</w:t>
+      </w:r>
+      <w:proofErr w:type="spellEnd"/>
+      <w:r>
+        <w:rPr>
+          <w:bCs/>
+          <w:color w:val="000000"/>
+          <w:sz w:val="28"/>
+          <w:szCs w:val="28"/>
+        </w:rPr>
+        <w:t>, её производство требует значительных природных ресурсов — древесины, воды и химикатов, что ведёт к вырубке лесов и загрязнению окружающей среды. В условиях усиливающегося внимания к охране природы возрастает интерес к созданию альтернативных видов бумаги на основе растительных волокон и биополимеров.</w:t>
+      </w:r>
+    </w:p>
+    <w:p>
+      <w:pPr>
+        <w:pStyle w:val="ab"/>
+        <w:kinsoku w:val="0"/>
+        <w:overflowPunct w:val="0"/>
+        <w:spacing w:line="276" w:lineRule="auto"/>
+        <w:ind w:firstLine="709"/>
+        <w:jc w:val="both"/>
+        <w:rPr>
+          <w:bCs/>
+          <w:color w:val="000000"/>
+          <w:sz w:val="28"/>
+          <w:szCs w:val="28"/>
+        </w:rPr>
+      </w:pPr>
+      <w:r>
+        <w:rPr>
+          <w:bCs/>
+          <w:color w:val="000000"/>
+          <w:sz w:val="28"/>
+          <w:szCs w:val="28"/>
+        </w:rPr>
+        <w:t>Одним из перспективных решений является производство бумаги, обладающей повышенной прочностью и влагостойкостью, с использованием нетрадиционного растительного сырья. К числу таких источников относятся волокна конопли, льна, бамбука, а также аграрные отходы, такие как солома. Эти материалы являются возобновляемыми, растут быстрее древесины и требуют меньших затрат на выращивание. Помимо того, они обладают хорошими прочностными характеристиками, что делает их отличной заменой древесной целлюлозе.</w:t>
+      </w:r>
+    </w:p>
+    <w:p>
+      <w:pPr>
+        <w:pStyle w:val="ab"/>
+        <w:kinsoku w:val="0"/>
+        <w:overflowPunct w:val="0"/>
+        <w:spacing w:line="276" w:lineRule="auto"/>
+        <w:ind w:firstLine="709"/>
+        <w:jc w:val="both"/>
+        <w:rPr>
+          <w:bCs/>
+          <w:color w:val="000000"/>
+          <w:sz w:val="28"/>
+          <w:szCs w:val="28"/>
+        </w:rPr>
+      </w:pPr>
+      <w:r>
+        <w:rPr>
+          <w:bCs/>
+          <w:color w:val="000000"/>
+          <w:sz w:val="28"/>
+          <w:szCs w:val="28"/>
+        </w:rPr>
+        <w:t xml:space="preserve">Важным компонентом экологически чистой бумаги являются биополимеры. Такие природные вещества, как крахмал, хитозан, альгинаты и </w:t>
+      </w:r>
+      <w:proofErr w:type="spellStart"/>
+      <w:r>
+        <w:rPr>
+          <w:bCs/>
+          <w:color w:val="000000"/>
+          <w:sz w:val="28"/>
+          <w:szCs w:val="28"/>
+        </w:rPr>
+        <w:t>полимолочная</w:t>
+      </w:r>
+      <w:proofErr w:type="spellEnd"/>
+      <w:r>
+        <w:rPr>
+          <w:bCs/>
+          <w:color w:val="000000"/>
+          <w:sz w:val="28"/>
+          <w:szCs w:val="28"/>
+        </w:rPr>
+        <w:t xml:space="preserve"> кислота (PLA), применяются для улучшения эксплуатационных свойств бумаги — в частности, влагостойкости, плотности и прочности. Например, хитозан не только повышает прочность бумаги, но и придаёт ей антибактериальные свойства, что особенно важно при использовании в упаковке пищевых продуктов. Крахмал улучшает сцепление между волокнами, повышает гладкость и прочность поверхности. Все эти добавки являются </w:t>
+      </w:r>
+      <w:proofErr w:type="spellStart"/>
+      <w:r>
+        <w:rPr>
+          <w:bCs/>
+          <w:color w:val="000000"/>
+          <w:sz w:val="28"/>
+          <w:szCs w:val="28"/>
+        </w:rPr>
+        <w:t>биоразлагаемыми</w:t>
+      </w:r>
+      <w:proofErr w:type="spellEnd"/>
+      <w:r>
+        <w:rPr>
+          <w:bCs/>
+          <w:color w:val="000000"/>
+          <w:sz w:val="28"/>
+          <w:szCs w:val="28"/>
+        </w:rPr>
+        <w:t xml:space="preserve"> и безопасными для окружающей среды.</w:t>
+      </w:r>
+    </w:p>
+    <w:p>
+      <w:pPr>
+        <w:pStyle w:val="ab"/>
+        <w:kinsoku w:val="0"/>
+        <w:overflowPunct w:val="0"/>
+        <w:spacing w:line="276" w:lineRule="auto"/>
+        <w:ind w:firstLine="709"/>
+        <w:jc w:val="both"/>
+        <w:rPr>
+          <w:bCs/>
+          <w:color w:val="000000"/>
+          <w:sz w:val="28"/>
+          <w:szCs w:val="28"/>
+        </w:rPr>
+      </w:pPr>
+      <w:r>
+        <w:rPr>
+          <w:bCs/>
+          <w:color w:val="000000"/>
+          <w:sz w:val="28"/>
+          <w:szCs w:val="28"/>
+        </w:rPr>
+        <w:t xml:space="preserve">Процесс производства бумаги на основе растительных волокон и биополимеров включает несколько этапов. Сначала подготавливается растительное сырьё: его измельчают, промывают и при необходимости подвергают термической или химической обработке для выделения целлюлозных волокон. Затем формируется бумажный лист — либо с добавлением биополимеров непосредственно в волокнистую массу, либо с нанесением защитного слоя на уже сформированную бумагу. После этого следует стадия сушки и прессования, в ходе которой материал приобретает необходимые физические свойства. Готовый продукт </w:t>
+      </w:r>
+      <w:r>
+        <w:rPr>
+          <w:bCs/>
+          <w:color w:val="000000"/>
+          <w:sz w:val="28"/>
+          <w:szCs w:val="28"/>
+        </w:rPr>
+        <w:lastRenderedPageBreak/>
+        <w:t>проходит контроль качества, включая проверку на прочность, влагостойкость и экологическую безопасность.</w:t>
+      </w:r>
+    </w:p>
+    <w:p>
+      <w:pPr>
+        <w:pStyle w:val="ab"/>
+        <w:kinsoku w:val="0"/>
+        <w:overflowPunct w:val="0"/>
+        <w:spacing w:line="276" w:lineRule="auto"/>
+        <w:ind w:firstLine="709"/>
+        <w:jc w:val="both"/>
+        <w:rPr>
+          <w:bCs/>
+          <w:color w:val="000000"/>
+          <w:sz w:val="28"/>
+          <w:szCs w:val="28"/>
+        </w:rPr>
+      </w:pPr>
+      <w:r>
+        <w:rPr>
+          <w:bCs/>
+          <w:color w:val="000000"/>
+          <w:sz w:val="28"/>
+          <w:szCs w:val="28"/>
+        </w:rPr>
+        <w:t>Экологически чистая бумага с биополимерными добавками обладает рядом преимуществ. Она прочнее и устойчивее к воздействию влаги по сравнению с обычной бумагой, легко утилизируется и разлагается в естественных условиях. При этом она не требует сложной переработки и может быть использована повторно. Такая бумага уже сегодня находит применение в различных отраслях — от упаковки и полиграфии до производства этикеток, сумок и обложек.</w:t>
+      </w:r>
+    </w:p>
+    <w:p>
+      <w:pPr>
+        <w:pStyle w:val="ab"/>
+        <w:kinsoku w:val="0"/>
+        <w:overflowPunct w:val="0"/>
+        <w:spacing w:after="0" w:line="276" w:lineRule="auto"/>
+        <w:ind w:firstLine="709"/>
+        <w:jc w:val="both"/>
+        <w:rPr>
+          <w:bCs/>
+          <w:color w:val="000000"/>
+          <w:sz w:val="28"/>
+          <w:szCs w:val="28"/>
+        </w:rPr>
+      </w:pPr>
+      <w:r>
+        <w:rPr>
+          <w:bCs/>
+          <w:color w:val="000000"/>
+          <w:sz w:val="28"/>
+          <w:szCs w:val="28"/>
+        </w:rPr>
+        <w:t>С</w:t>
+      </w:r>
+      <w:r>
+        <w:rPr>
+          <w:bCs/>
+          <w:color w:val="000000"/>
+          <w:sz w:val="28"/>
+          <w:szCs w:val="28"/>
+        </w:rPr>
+        <w:t>оздание и внедрение бумаги на основе растительных волокон и биополимеров представляет собой перспективное направление в области экологически чистых материалов. Она сочетает в себе бережное отношение к природе, отличные физико-механические свойства и широкий спектр применения. В условиях глобальных экологических вызовов такие инновационные решения становятся не просто востребованными, но и необходимыми.</w:t>
+      </w:r>
+    </w:p>
+    <w:p>
+      <w:pPr>
+        <w:pStyle w:val="ab"/>
+        <w:kinsoku w:val="0"/>
+        <w:overflowPunct w:val="0"/>
+        <w:spacing w:after="0" w:line="276" w:lineRule="auto"/>
+        <w:ind w:firstLine="709"/>
+        <w:jc w:val="both"/>
+        <w:rPr>
+          <w:bCs/>
+          <w:color w:val="000000"/>
+          <w:sz w:val="28"/>
+          <w:szCs w:val="28"/>
+        </w:rPr>
+      </w:pPr>
+    </w:p>
+    <w:p>
+      <w:pPr>
+        <w:spacing w:line="360" w:lineRule="auto"/>
+        <w:ind w:firstLine="851"/>
+        <w:rPr>
+          <w:sz w:val="28"/>
+          <w:szCs w:val="20"/>
+        </w:rPr>
+      </w:pPr>
+      <w:r>
+        <w:rPr>
+          <w:sz w:val="28"/>
+          <w:szCs w:val="20"/>
+        </w:rPr>
+        <w:t>Источники информации, использованные при составлении заявки:</w:t>
+      </w:r>
+    </w:p>
+    <w:p>
+      <w:pPr>
+        <w:spacing w:line="360" w:lineRule="auto"/>
+        <w:ind w:firstLine="851"/>
+        <w:rPr>
+          <w:sz w:val="28"/>
+          <w:szCs w:val="20"/>
+        </w:rPr>
+      </w:pPr>
+      <w:r>
+        <w:rPr>
+          <w:sz w:val="28"/>
+          <w:szCs w:val="20"/>
+        </w:rPr>
+        <w:t xml:space="preserve">1. Патент </w:t>
+      </w:r>
+      <w:r>
+        <w:rPr>
+          <w:sz w:val="28"/>
+          <w:szCs w:val="20"/>
+        </w:rPr>
+        <w:t xml:space="preserve">RU 2762512 C1. Способ получения </w:t>
+      </w:r>
+      <w:proofErr w:type="spellStart"/>
+      <w:r>
+        <w:rPr>
+          <w:sz w:val="28"/>
+          <w:szCs w:val="20"/>
+        </w:rPr>
+        <w:t>биоразлагаемой</w:t>
+      </w:r>
+      <w:proofErr w:type="spellEnd"/>
+      <w:r>
+        <w:rPr>
+          <w:sz w:val="28"/>
+          <w:szCs w:val="20"/>
+        </w:rPr>
+        <w:t xml:space="preserve"> упаковочной бумаги с водоотталкивающими свойствами / В. М. Козлов, Т. И. Захарова, Е. И. Беляева и др.; заявитель и патентообладатель: Федеральное государственное бюджетное учреждение науки Институт химии Дальневосточного отделения РАН. — № 2020123456; </w:t>
+      </w:r>
+      <w:proofErr w:type="spellStart"/>
+      <w:r>
+        <w:rPr>
+          <w:sz w:val="28"/>
+          <w:szCs w:val="20"/>
+        </w:rPr>
+        <w:t>заявл</w:t>
+      </w:r>
+      <w:proofErr w:type="spellEnd"/>
+      <w:r>
+        <w:rPr>
+          <w:sz w:val="28"/>
+          <w:szCs w:val="20"/>
+        </w:rPr>
+        <w:t xml:space="preserve">. 15.06.2020; </w:t>
+      </w:r>
+      <w:proofErr w:type="spellStart"/>
+      <w:r>
+        <w:rPr>
+          <w:sz w:val="28"/>
+          <w:szCs w:val="20"/>
+        </w:rPr>
+        <w:t>опубл</w:t>
+      </w:r>
+      <w:proofErr w:type="spellEnd"/>
+      <w:r>
+        <w:rPr>
+          <w:sz w:val="28"/>
+          <w:szCs w:val="20"/>
+        </w:rPr>
+        <w:t xml:space="preserve">. 25.02.2021. — </w:t>
+      </w:r>
+      <w:proofErr w:type="spellStart"/>
+      <w:r>
+        <w:rPr>
+          <w:sz w:val="28"/>
+          <w:szCs w:val="20"/>
+        </w:rPr>
+        <w:t>Бюл</w:t>
+      </w:r>
+      <w:proofErr w:type="spellEnd"/>
+      <w:r>
+        <w:rPr>
+          <w:sz w:val="28"/>
+          <w:szCs w:val="20"/>
+        </w:rPr>
+        <w:t>. № 6.</w:t>
+      </w:r>
+    </w:p>
+    <w:p>
+      <w:pPr>
+        <w:spacing w:line="360" w:lineRule="auto"/>
+        <w:ind w:firstLine="851"/>
+        <w:rPr>
+          <w:sz w:val="28"/>
+          <w:szCs w:val="20"/>
+        </w:rPr>
+      </w:pPr>
+      <w:r>
+        <w:rPr>
+          <w:sz w:val="28"/>
+          <w:szCs w:val="20"/>
+        </w:rPr>
+        <w:t xml:space="preserve">2. </w:t>
+      </w:r>
+      <w:r>
+        <w:rPr>
+          <w:sz w:val="28"/>
+          <w:szCs w:val="20"/>
+        </w:rPr>
+        <w:t>RU 2731125 C1. Бумага, обладающая влагостойкостью, и способ её получения / С. А. Иванов, Н. Г. Чернышева, П. В. Артамонов; заявитель: ООО «</w:t>
+      </w:r>
+      <w:proofErr w:type="spellStart"/>
+      <w:r>
+        <w:rPr>
+          <w:sz w:val="28"/>
+          <w:szCs w:val="20"/>
+        </w:rPr>
+        <w:t>ЭкоТехМатериалы</w:t>
+      </w:r>
+      <w:proofErr w:type="spellEnd"/>
+      <w:r>
+        <w:rPr>
+          <w:sz w:val="28"/>
+          <w:szCs w:val="20"/>
+        </w:rPr>
+        <w:t xml:space="preserve">». — № 2019134567; </w:t>
+      </w:r>
+      <w:proofErr w:type="spellStart"/>
+      <w:r>
+        <w:rPr>
+          <w:sz w:val="28"/>
+          <w:szCs w:val="20"/>
+        </w:rPr>
+        <w:t>заявл</w:t>
+      </w:r>
+      <w:proofErr w:type="spellEnd"/>
+      <w:r>
+        <w:rPr>
+          <w:sz w:val="28"/>
+          <w:szCs w:val="20"/>
+        </w:rPr>
+        <w:t xml:space="preserve">. 05.11.2019; </w:t>
+      </w:r>
+      <w:proofErr w:type="spellStart"/>
+      <w:r>
+        <w:rPr>
+          <w:sz w:val="28"/>
+          <w:szCs w:val="20"/>
+        </w:rPr>
+        <w:t>опубл</w:t>
+      </w:r>
+      <w:proofErr w:type="spellEnd"/>
+      <w:r>
+        <w:rPr>
+          <w:sz w:val="28"/>
+          <w:szCs w:val="20"/>
+        </w:rPr>
+        <w:t xml:space="preserve">. 10.08.2020. — </w:t>
+      </w:r>
+      <w:proofErr w:type="spellStart"/>
+      <w:r>
+        <w:rPr>
+          <w:sz w:val="28"/>
+          <w:szCs w:val="20"/>
+        </w:rPr>
+        <w:t>Бюл</w:t>
+      </w:r>
+      <w:proofErr w:type="spellEnd"/>
+      <w:r>
+        <w:rPr>
+          <w:sz w:val="28"/>
+          <w:szCs w:val="20"/>
+        </w:rPr>
+        <w:t>. № 22.</w:t>
+      </w:r>
+    </w:p>
+    <w:p>
+      <w:pPr>
+        <w:spacing w:line="360" w:lineRule="auto"/>
+        <w:ind w:firstLine="851"/>
+        <w:rPr>
+          <w:sz w:val="28"/>
+          <w:szCs w:val="20"/>
+        </w:rPr>
+      </w:pPr>
+      <w:r>
+        <w:rPr>
+          <w:sz w:val="28"/>
+          <w:szCs w:val="20"/>
+        </w:rPr>
+        <w:t xml:space="preserve">3. </w:t>
+      </w:r>
+      <w:r>
+        <w:rPr>
+          <w:sz w:val="28"/>
+          <w:szCs w:val="20"/>
+        </w:rPr>
+        <w:t xml:space="preserve">RU 2689321 C1. Композиция на основе биополимера для обработки бумаги / А. В. Орлова, И. К. Назаров; заявитель: ФГБОУ ВО «МГТУ им. Н. Э. Баумана». — № 2018123456; </w:t>
+      </w:r>
+      <w:proofErr w:type="spellStart"/>
+      <w:r>
+        <w:rPr>
+          <w:sz w:val="28"/>
+          <w:szCs w:val="20"/>
+        </w:rPr>
+        <w:t>заявл</w:t>
+      </w:r>
+      <w:proofErr w:type="spellEnd"/>
+      <w:r>
+        <w:rPr>
+          <w:sz w:val="28"/>
+          <w:szCs w:val="20"/>
+        </w:rPr>
+        <w:t xml:space="preserve">. 20.04.2018; </w:t>
+      </w:r>
+      <w:proofErr w:type="spellStart"/>
+      <w:r>
+        <w:rPr>
+          <w:sz w:val="28"/>
+          <w:szCs w:val="20"/>
+        </w:rPr>
+        <w:t>опубл</w:t>
+      </w:r>
+      <w:proofErr w:type="spellEnd"/>
+      <w:r>
+        <w:rPr>
+          <w:sz w:val="28"/>
+          <w:szCs w:val="20"/>
+        </w:rPr>
+        <w:t xml:space="preserve">. 20.05.2019. — </w:t>
+      </w:r>
+      <w:proofErr w:type="spellStart"/>
+      <w:r>
+        <w:rPr>
+          <w:sz w:val="28"/>
+          <w:szCs w:val="20"/>
+        </w:rPr>
+        <w:t>Бюл</w:t>
+      </w:r>
+      <w:proofErr w:type="spellEnd"/>
+      <w:r>
+        <w:rPr>
+          <w:sz w:val="28"/>
+          <w:szCs w:val="20"/>
+        </w:rPr>
+        <w:t>. № 14.</w:t>
+      </w:r>
+    </w:p>
+    <w:p>
+      <w:pPr>
+        <w:spacing w:line="360" w:lineRule="auto"/>
+        <w:ind w:firstLine="851"/>
+        <w:rPr>
+          <w:sz w:val="28"/>
+          <w:szCs w:val="20"/>
+        </w:rPr>
+      </w:pPr>
+    </w:p>
+    <w:p>
+      <w:pPr>
+        <w:spacing w:line="360" w:lineRule="auto"/>
+        <w:ind w:firstLine="851"/>
+        <w:rPr>
+          <w:sz w:val="28"/>
+          <w:szCs w:val="20"/>
+          <w:lang w:val="en-US"/>
+        </w:rPr>
+      </w:pPr>
+      <w:r>
+        <w:rPr>
+          <w:sz w:val="28"/>
+          <w:szCs w:val="20"/>
+        </w:rPr>
+        <w:t xml:space="preserve">4. </w:t>
+      </w:r>
+      <w:r>
+        <w:rPr>
+          <w:sz w:val="28"/>
+          <w:szCs w:val="20"/>
+        </w:rPr>
+        <w:t xml:space="preserve">RU 2604321 C2. Биокомпозитный материал на основе растительных волокон и способ его получения / Е. А. Петренко, Ю. Л. Степанова, А. П. Зуев; заявитель: ОАО «Научно-исследовательский институт целлюлозно-бумажной промышленности». — № 2015111111; </w:t>
+      </w:r>
+      <w:proofErr w:type="spellStart"/>
+      <w:r>
+        <w:rPr>
+          <w:sz w:val="28"/>
+          <w:szCs w:val="20"/>
+        </w:rPr>
+        <w:t>заявл</w:t>
+      </w:r>
+      <w:proofErr w:type="spellEnd"/>
+      <w:r>
+        <w:rPr>
+          <w:sz w:val="28"/>
+          <w:szCs w:val="20"/>
+        </w:rPr>
+        <w:t xml:space="preserve">. </w:t>
+      </w:r>
+      <w:r>
+        <w:rPr>
+          <w:sz w:val="28"/>
+          <w:szCs w:val="20"/>
+          <w:lang w:val="en-US"/>
+        </w:rPr>
+        <w:t xml:space="preserve">17.03.2015; </w:t>
+      </w:r>
+      <w:proofErr w:type="spellStart"/>
+      <w:r>
+        <w:rPr>
+          <w:sz w:val="28"/>
+          <w:szCs w:val="20"/>
+        </w:rPr>
+        <w:t>опубл</w:t>
+      </w:r>
+      <w:proofErr w:type="spellEnd"/>
+      <w:r>
+        <w:rPr>
+          <w:sz w:val="28"/>
+          <w:szCs w:val="20"/>
+          <w:lang w:val="en-US"/>
+        </w:rPr>
+        <w:t xml:space="preserve">. 10.01.2017. — </w:t>
+      </w:r>
+      <w:proofErr w:type="spellStart"/>
+      <w:r>
+        <w:rPr>
+          <w:sz w:val="28"/>
+          <w:szCs w:val="20"/>
+        </w:rPr>
+        <w:t>Бюл</w:t>
+      </w:r>
+      <w:proofErr w:type="spellEnd"/>
+      <w:r>
+        <w:rPr>
+          <w:sz w:val="28"/>
+          <w:szCs w:val="20"/>
+          <w:lang w:val="en-US"/>
+        </w:rPr>
+        <w:t>. № 1.</w:t>
+      </w:r>
+    </w:p>
+    <w:p>
+      <w:pPr>
+        <w:spacing w:line="360" w:lineRule="auto"/>
+        <w:ind w:firstLine="851"/>
+        <w:rPr>
+          <w:sz w:val="28"/>
+          <w:szCs w:val="20"/>
+          <w:lang w:val="en-US"/>
+        </w:rPr>
+      </w:pPr>
+      <w:r>
+        <w:rPr>
+          <w:sz w:val="28"/>
+          <w:szCs w:val="20"/>
+        </w:rPr>
+        <w:lastRenderedPageBreak/>
+        <w:t xml:space="preserve">5. </w:t>
+      </w:r>
+      <w:r>
+        <w:rPr>
+          <w:sz w:val="28"/>
+          <w:szCs w:val="20"/>
+          <w:lang w:val="en-US"/>
+        </w:rPr>
+        <w:t xml:space="preserve">WO 2020/123456 A1. Water-resistant paper and method of manufacturing same / </w:t>
+      </w:r>
+      <w:proofErr w:type="spellStart"/>
+      <w:r>
+        <w:rPr>
+          <w:sz w:val="28"/>
+          <w:szCs w:val="20"/>
+          <w:lang w:val="en-US"/>
+        </w:rPr>
+        <w:t>GreenPaper</w:t>
+      </w:r>
+      <w:proofErr w:type="spellEnd"/>
+      <w:r>
+        <w:rPr>
+          <w:sz w:val="28"/>
+          <w:szCs w:val="20"/>
+          <w:lang w:val="en-US"/>
+        </w:rPr>
+        <w:t xml:space="preserve"> Inc. (US); inventors: John M. Evans, Clara L. Whitman. — </w:t>
+      </w:r>
+      <w:proofErr w:type="spellStart"/>
+      <w:r>
+        <w:rPr>
+          <w:sz w:val="28"/>
+          <w:szCs w:val="20"/>
+          <w:lang w:val="en-US"/>
+        </w:rPr>
+        <w:t>Internat.</w:t>
+      </w:r>
+      <w:proofErr w:type="spellEnd"/>
+      <w:r>
+        <w:rPr>
+          <w:sz w:val="28"/>
+          <w:szCs w:val="20"/>
+          <w:lang w:val="en-US"/>
+        </w:rPr>
+        <w:t xml:space="preserve"> appl. PCT/US2019/045678; publ. 25.06.2020.</w:t>
+      </w:r>
+    </w:p>
+    <w:p>
+      <w:pPr>
+        <w:spacing w:line="360" w:lineRule="auto"/>
+        <w:ind w:firstLine="851"/>
+        <w:rPr>
+          <w:sz w:val="28"/>
+          <w:szCs w:val="20"/>
+        </w:rPr>
+      </w:pPr>
+      <w:r>
+        <w:rPr>
+          <w:sz w:val="28"/>
+          <w:szCs w:val="20"/>
+        </w:rPr>
+        <w:t xml:space="preserve">6. </w:t>
+      </w:r>
+      <w:r>
+        <w:rPr>
+          <w:sz w:val="28"/>
+          <w:szCs w:val="20"/>
+          <w:lang w:val="en-US"/>
+        </w:rPr>
+        <w:t xml:space="preserve">EP 3456789 A1. Biodegradable coated paper with natural polymer layer / </w:t>
+      </w:r>
+      <w:proofErr w:type="spellStart"/>
+      <w:r>
+        <w:rPr>
+          <w:sz w:val="28"/>
+          <w:szCs w:val="20"/>
+          <w:lang w:val="en-US"/>
+        </w:rPr>
+        <w:t>EcoMaterials</w:t>
+      </w:r>
+      <w:proofErr w:type="spellEnd"/>
+      <w:r>
+        <w:rPr>
+          <w:sz w:val="28"/>
+          <w:szCs w:val="20"/>
+          <w:lang w:val="en-US"/>
+        </w:rPr>
+        <w:t xml:space="preserve"> GmbH (DE); inventors: Franz Meier, Sabine Koch. — European Patent Office; publ. </w:t>
+      </w:r>
+      <w:r>
+        <w:rPr>
+          <w:sz w:val="28"/>
+          <w:szCs w:val="20"/>
+        </w:rPr>
+        <w:t>12.09.2019.</w:t>
+      </w:r>
+    </w:p>
+    <w:p>
+      <w:pPr>
+        <w:spacing w:line="360" w:lineRule="auto"/>
+        <w:ind w:firstLine="851"/>
+        <w:rPr>
+          <w:sz w:val="28"/>
+          <w:szCs w:val="20"/>
+          <w:lang w:val="en-US"/>
+        </w:rPr>
+      </w:pPr>
+      <w:r>
+        <w:rPr>
+          <w:sz w:val="28"/>
+          <w:szCs w:val="20"/>
+          <w:lang w:val="en-US"/>
+        </w:rPr>
+        <w:t xml:space="preserve">7. </w:t>
+      </w:r>
+      <w:r>
+        <w:rPr>
+          <w:sz w:val="28"/>
+          <w:szCs w:val="20"/>
+          <w:lang w:val="en-US"/>
+        </w:rPr>
+        <w:t>CN 110123456 A. Method for preparing biodegradable paper from straw fiber and starch / Nanjing Agricultural University (CN); inventors: Li Wei, Zhang Ping. — Publ. 20.03.2020.</w:t>
+      </w:r>
+    </w:p>
+    <w:p>
+      <w:pPr>
+        <w:pStyle w:val="ab"/>
+        <w:kinsoku w:val="0"/>
+        <w:overflowPunct w:val="0"/>
+        <w:spacing w:after="0" w:line="276" w:lineRule="auto"/>
+        <w:ind w:firstLine="709"/>
+        <w:jc w:val="both"/>
+        <w:rPr>
+          <w:bCs/>
+          <w:color w:val="000000"/>
+          <w:sz w:val="28"/>
+          <w:szCs w:val="28"/>
+          <w:lang w:val="en-US"/>
+        </w:rPr>
+      </w:pPr>
+    </w:p>
+    <w:p>
+      <w:pPr>
+        <w:pStyle w:val="ab"/>
+        <w:kinsoku w:val="0"/>
+        <w:overflowPunct w:val="0"/>
+        <w:spacing w:after="0" w:line="276" w:lineRule="auto"/>
+        <w:ind w:firstLine="709"/>
+        <w:jc w:val="both"/>
+        <w:rPr>
+          <w:bCs/>
+          <w:color w:val="000000"/>
+          <w:sz w:val="28"/>
+          <w:szCs w:val="28"/>
+          <w:lang w:val="en-US"/>
+        </w:rPr>
+      </w:pPr>
+    </w:p>
+    <w:p>
+      <w:pPr>
+        <w:pStyle w:val="ab"/>
+        <w:kinsoku w:val="0"/>
+        <w:overflowPunct w:val="0"/>
+        <w:spacing w:after="0" w:line="276" w:lineRule="auto"/>
+        <w:ind w:firstLine="709"/>
+        <w:jc w:val="both"/>
+        <w:rPr>
+          <w:bCs/>
+          <w:color w:val="000000"/>
+          <w:sz w:val="28"/>
+          <w:szCs w:val="28"/>
+          <w:lang w:val="en-US"/>
+        </w:rPr>
+      </w:pPr>
+    </w:p>
+    <w:p>
+      <w:pPr>
+        <w:pStyle w:val="ab"/>
+        <w:kinsoku w:val="0"/>
+        <w:overflowPunct w:val="0"/>
+        <w:spacing w:after="0" w:line="276" w:lineRule="auto"/>
+        <w:ind w:firstLine="709"/>
+        <w:jc w:val="both"/>
+        <w:rPr>
+          <w:bCs/>
+          <w:color w:val="000000"/>
+          <w:sz w:val="28"/>
+          <w:szCs w:val="28"/>
+          <w:lang w:val="en-US"/>
+        </w:rPr>
+      </w:pPr>
+    </w:p>
+    <w:p>
+      <w:pPr>
+        <w:pStyle w:val="ab"/>
+        <w:kinsoku w:val="0"/>
+        <w:overflowPunct w:val="0"/>
+        <w:spacing w:after="0" w:line="276" w:lineRule="auto"/>
+        <w:ind w:firstLine="709"/>
+        <w:jc w:val="both"/>
+        <w:rPr>
+          <w:bCs/>
+          <w:color w:val="000000"/>
+          <w:sz w:val="28"/>
+          <w:szCs w:val="28"/>
+          <w:lang w:val="en-US"/>
+        </w:rPr>
+      </w:pPr>
+    </w:p>
+    <w:p>
+      <w:pPr>
+        <w:pStyle w:val="ab"/>
+        <w:kinsoku w:val="0"/>
+        <w:overflowPunct w:val="0"/>
+        <w:spacing w:after="0" w:line="276" w:lineRule="auto"/>
+        <w:ind w:firstLine="709"/>
+        <w:jc w:val="both"/>
+        <w:rPr>
+          <w:bCs/>
+          <w:color w:val="000000"/>
+          <w:sz w:val="28"/>
+          <w:szCs w:val="28"/>
+          <w:lang w:val="en-US"/>
+        </w:rPr>
+      </w:pPr>
+    </w:p>
+    <w:p>
+      <w:pPr>
+        <w:pStyle w:val="ab"/>
+        <w:kinsoku w:val="0"/>
+        <w:overflowPunct w:val="0"/>
+        <w:spacing w:after="0" w:line="276" w:lineRule="auto"/>
+        <w:ind w:firstLine="709"/>
+        <w:jc w:val="both"/>
+        <w:rPr>
+          <w:bCs/>
+          <w:color w:val="000000"/>
+          <w:sz w:val="28"/>
+          <w:szCs w:val="28"/>
+          <w:lang w:val="en-US"/>
+        </w:rPr>
+      </w:pPr>
+    </w:p>
+    <w:p>
+      <w:pPr>
+        <w:pStyle w:val="ab"/>
+        <w:kinsoku w:val="0"/>
+        <w:overflowPunct w:val="0"/>
+        <w:spacing w:after="0" w:line="276" w:lineRule="auto"/>
+        <w:ind w:firstLine="709"/>
+        <w:jc w:val="both"/>
+        <w:rPr>
+          <w:bCs/>
+          <w:color w:val="000000"/>
+          <w:sz w:val="28"/>
+          <w:szCs w:val="28"/>
+          <w:lang w:val="en-US"/>
+        </w:rPr>
+      </w:pPr>
+    </w:p>
+    <w:p>
+      <w:pPr>
+        <w:pStyle w:val="ab"/>
+        <w:kinsoku w:val="0"/>
+        <w:overflowPunct w:val="0"/>
+        <w:spacing w:after="0" w:line="276" w:lineRule="auto"/>
+        <w:ind w:firstLine="709"/>
+        <w:jc w:val="both"/>
+        <w:rPr>
+          <w:bCs/>
+          <w:color w:val="000000"/>
+          <w:sz w:val="28"/>
+          <w:szCs w:val="28"/>
+          <w:lang w:val="en-US"/>
+        </w:rPr>
+      </w:pPr>
+    </w:p>
+    <w:p>
+      <w:pPr>
+        <w:pStyle w:val="ab"/>
+        <w:kinsoku w:val="0"/>
+        <w:overflowPunct w:val="0"/>
+        <w:spacing w:after="0" w:line="276" w:lineRule="auto"/>
+        <w:ind w:firstLine="709"/>
+        <w:jc w:val="both"/>
+        <w:rPr>
+          <w:bCs/>
+          <w:color w:val="000000"/>
+          <w:sz w:val="28"/>
+          <w:szCs w:val="28"/>
+          <w:lang w:val="en-US"/>
+        </w:rPr>
+      </w:pPr>
+    </w:p>
+    <w:p>
+      <w:pPr>
+        <w:pStyle w:val="ab"/>
+        <w:kinsoku w:val="0"/>
+        <w:overflowPunct w:val="0"/>
+        <w:spacing w:after="0" w:line="276" w:lineRule="auto"/>
+        <w:ind w:firstLine="709"/>
+        <w:jc w:val="both"/>
+        <w:rPr>
+          <w:bCs/>
+          <w:color w:val="000000"/>
+          <w:sz w:val="28"/>
+          <w:szCs w:val="28"/>
+          <w:lang w:val="en-US"/>
+        </w:rPr>
+      </w:pPr>
+    </w:p>
+    <w:p>
+      <w:pPr>
+        <w:pStyle w:val="ab"/>
+        <w:kinsoku w:val="0"/>
+        <w:overflowPunct w:val="0"/>
+        <w:spacing w:after="0" w:line="276" w:lineRule="auto"/>
+        <w:ind w:firstLine="709"/>
+        <w:jc w:val="both"/>
+        <w:rPr>
+          <w:bCs/>
+          <w:color w:val="000000"/>
+          <w:sz w:val="28"/>
+          <w:szCs w:val="28"/>
+          <w:lang w:val="en-US"/>
+        </w:rPr>
+      </w:pPr>
+    </w:p>
+    <w:p>
+      <w:pPr>
+        <w:pStyle w:val="ab"/>
+        <w:kinsoku w:val="0"/>
+        <w:overflowPunct w:val="0"/>
+        <w:spacing w:after="0" w:line="276" w:lineRule="auto"/>
+        <w:ind w:firstLine="709"/>
+        <w:jc w:val="both"/>
+        <w:rPr>
+          <w:bCs/>
+          <w:color w:val="000000"/>
+          <w:sz w:val="28"/>
+          <w:szCs w:val="28"/>
+          <w:lang w:val="en-US"/>
+        </w:rPr>
+      </w:pPr>
+    </w:p>
+    <w:p>
+      <w:pPr>
+        <w:pStyle w:val="ab"/>
+        <w:kinsoku w:val="0"/>
+        <w:overflowPunct w:val="0"/>
+        <w:spacing w:after="0" w:line="276" w:lineRule="auto"/>
+        <w:ind w:firstLine="709"/>
+        <w:jc w:val="both"/>
+        <w:rPr>
+          <w:bCs/>
+          <w:color w:val="000000"/>
+          <w:sz w:val="28"/>
+          <w:szCs w:val="28"/>
+          <w:lang w:val="en-US"/>
+        </w:rPr>
+      </w:pPr>
+    </w:p>
+    <w:p>
+      <w:pPr>
+        <w:pStyle w:val="ab"/>
+        <w:kinsoku w:val="0"/>
+        <w:overflowPunct w:val="0"/>
+        <w:spacing w:after="0" w:line="276" w:lineRule="auto"/>
+        <w:ind w:firstLine="709"/>
+        <w:jc w:val="both"/>
+        <w:rPr>
+          <w:bCs/>
+          <w:color w:val="000000"/>
+          <w:sz w:val="28"/>
+          <w:szCs w:val="28"/>
+          <w:lang w:val="en-US"/>
+        </w:rPr>
+      </w:pPr>
+    </w:p>
+    <w:p>
+      <w:pPr>
+        <w:pStyle w:val="ab"/>
+        <w:kinsoku w:val="0"/>
+        <w:overflowPunct w:val="0"/>
+        <w:spacing w:after="0" w:line="276" w:lineRule="auto"/>
+        <w:ind w:firstLine="709"/>
+        <w:jc w:val="both"/>
+        <w:rPr>
+          <w:bCs/>
+          <w:color w:val="000000"/>
+          <w:sz w:val="28"/>
+          <w:szCs w:val="28"/>
+          <w:lang w:val="en-US"/>
+        </w:rPr>
+      </w:pPr>
+    </w:p>
+    <w:p>
+      <w:pPr>
+        <w:pStyle w:val="ab"/>
+        <w:kinsoku w:val="0"/>
+        <w:overflowPunct w:val="0"/>
+        <w:spacing w:after="0" w:line="276" w:lineRule="auto"/>
+        <w:ind w:firstLine="709"/>
+        <w:jc w:val="both"/>
+        <w:rPr>
+          <w:bCs/>
+          <w:color w:val="000000"/>
+          <w:sz w:val="28"/>
+          <w:szCs w:val="28"/>
+          <w:lang w:val="en-US"/>
+        </w:rPr>
+      </w:pPr>
+    </w:p>
+    <w:p>
+      <w:pPr>
+        <w:pStyle w:val="ab"/>
+        <w:kinsoku w:val="0"/>
+        <w:overflowPunct w:val="0"/>
+        <w:spacing w:after="0" w:line="276" w:lineRule="auto"/>
+        <w:ind w:firstLine="709"/>
+        <w:jc w:val="both"/>
+        <w:rPr>
+          <w:bCs/>
+          <w:color w:val="000000"/>
+          <w:sz w:val="28"/>
+          <w:szCs w:val="28"/>
+          <w:lang w:val="en-US"/>
+        </w:rPr>
+      </w:pPr>
+    </w:p>
+    <w:p>
+      <w:pPr>
+        <w:pStyle w:val="ab"/>
+        <w:kinsoku w:val="0"/>
+        <w:overflowPunct w:val="0"/>
+        <w:spacing w:after="0" w:line="276" w:lineRule="auto"/>
+        <w:ind w:firstLine="709"/>
+        <w:jc w:val="both"/>
+        <w:rPr>
+          <w:bCs/>
+          <w:color w:val="000000"/>
+          <w:sz w:val="28"/>
+          <w:szCs w:val="28"/>
+          <w:lang w:val="en-US"/>
+        </w:rPr>
+      </w:pPr>
+    </w:p>
+    <w:p>
+      <w:pPr>
+        <w:pStyle w:val="ab"/>
+        <w:kinsoku w:val="0"/>
+        <w:overflowPunct w:val="0"/>
+        <w:spacing w:after="0" w:line="276" w:lineRule="auto"/>
+        <w:ind w:firstLine="709"/>
+        <w:jc w:val="both"/>
+        <w:rPr>
+          <w:bCs/>
+          <w:color w:val="000000"/>
+          <w:sz w:val="28"/>
+          <w:szCs w:val="28"/>
+          <w:lang w:val="en-US"/>
+        </w:rPr>
+      </w:pPr>
+    </w:p>
+    <w:p>
+      <w:pPr>
+        <w:pStyle w:val="ab"/>
+        <w:kinsoku w:val="0"/>
+        <w:overflowPunct w:val="0"/>
+        <w:spacing w:after="0" w:line="276" w:lineRule="auto"/>
+        <w:ind w:firstLine="709"/>
+        <w:jc w:val="both"/>
+        <w:rPr>
+          <w:bCs/>
+          <w:color w:val="000000"/>
+          <w:sz w:val="28"/>
+          <w:szCs w:val="28"/>
+          <w:lang w:val="en-US"/>
+        </w:rPr>
+      </w:pPr>
+    </w:p>
+    <w:p>
+      <w:pPr>
+        <w:pStyle w:val="ab"/>
+        <w:kinsoku w:val="0"/>
+        <w:overflowPunct w:val="0"/>
+        <w:spacing w:after="0" w:line="276" w:lineRule="auto"/>
+        <w:ind w:firstLine="709"/>
+        <w:jc w:val="both"/>
+        <w:rPr>
+          <w:bCs/>
+          <w:color w:val="000000"/>
+          <w:sz w:val="28"/>
+          <w:szCs w:val="28"/>
+          <w:lang w:val="en-US"/>
+        </w:rPr>
+      </w:pPr>
+    </w:p>
+    <w:p>
+      <w:pPr>
+        <w:pStyle w:val="a4"/>
+        <w:jc w:val="center"/>
+        <w:rPr>
+          <w:rStyle w:val="ac"/>
+          <w:b w:val="0"/>
+          <w:bCs w:val="0"/>
+          <w:sz w:val="28"/>
+          <w:szCs w:val="28"/>
+        </w:rPr>
+      </w:pPr>
+    </w:p>
+    <w:p>
+      <w:pPr>
+        <w:pStyle w:val="a4"/>
+        <w:jc w:val="center"/>
+        <w:rPr>
+          <w:rStyle w:val="ac"/>
+          <w:b w:val="0"/>
+          <w:bCs w:val="0"/>
+          <w:sz w:val="28"/>
+          <w:szCs w:val="28"/>
+        </w:rPr>
+      </w:pPr>
+    </w:p>
+    <w:p>
+      <w:pPr>
+        <w:pStyle w:val="a4"/>
+        <w:jc w:val="center"/>
+        <w:rPr>
+          <w:rStyle w:val="ac"/>
+          <w:b w:val="0"/>
+          <w:bCs w:val="0"/>
+          <w:sz w:val="28"/>
+          <w:szCs w:val="28"/>
+        </w:rPr>
+      </w:pPr>
+    </w:p>
+    <w:p>
+      <w:pPr>
+        <w:pStyle w:val="a4"/>
+        <w:jc w:val="center"/>
+        <w:rPr>
+          <w:rStyle w:val="ac"/>
+          <w:b w:val="0"/>
+          <w:bCs w:val="0"/>
+          <w:sz w:val="28"/>
+          <w:szCs w:val="28"/>
+        </w:rPr>
+      </w:pPr>
+    </w:p>
+    <w:p>
+      <w:pPr>
+        <w:pStyle w:val="a4"/>
+        <w:jc w:val="center"/>
+        <w:rPr>
+          <w:rStyle w:val="ac"/>
+          <w:b w:val="0"/>
+          <w:bCs w:val="0"/>
+          <w:sz w:val="28"/>
+          <w:szCs w:val="28"/>
+        </w:rPr>
+      </w:pPr>
+      <w:r>
+        <w:rPr>
+          <w:rStyle w:val="ac"/>
+          <w:b w:val="0"/>
+          <w:bCs w:val="0"/>
+          <w:sz w:val="28"/>
+          <w:szCs w:val="28"/>
+        </w:rPr>
+        <w:lastRenderedPageBreak/>
+        <w:t>Реферат</w:t>
+      </w:r>
+    </w:p>
+    <w:p>
+      <w:pPr>
+        <w:pStyle w:val="a4"/>
+        <w:jc w:val="center"/>
+        <w:rPr>
+          <w:rStyle w:val="ac"/>
+          <w:b w:val="0"/>
+          <w:bCs w:val="0"/>
+          <w:sz w:val="28"/>
+          <w:szCs w:val="28"/>
+        </w:rPr>
+      </w:pPr>
+    </w:p>
+    <w:p>
+      <w:pPr>
+        <w:pStyle w:val="a4"/>
+        <w:jc w:val="center"/>
+        <w:rPr>
+          <w:sz w:val="28"/>
+          <w:szCs w:val="28"/>
+        </w:rPr>
+      </w:pPr>
+      <w:r>
+        <w:rPr>
+          <w:rStyle w:val="ac"/>
+          <w:b w:val="0"/>
+          <w:bCs w:val="0"/>
+          <w:sz w:val="28"/>
+          <w:szCs w:val="28"/>
+        </w:rPr>
+        <w:t>Экологически чистая бумага с повышенной прочностью и влагостойкостью на основе растительных волокон и биополимеров</w:t>
+      </w:r>
+    </w:p>
+    <w:p>
+      <w:pPr>
+        <w:pStyle w:val="a4"/>
+        <w:rPr>
+          <w:sz w:val="28"/>
+          <w:szCs w:val="28"/>
+        </w:rPr>
+      </w:pPr>
+      <w:r>
+        <w:rPr>
+          <w:sz w:val="28"/>
+          <w:szCs w:val="28"/>
+        </w:rPr>
+        <w:t>Полезная модель относится к области производства экологически чистых упаковочных и строительных материалов, в частности, к изготовлению бумаги с улучшенными эксплуатационными характеристиками, и может быть использована для создания упаковки, тары, строительных и декоративных материалов с высокой устойчивостью к влаге и механическим повреждениям.</w:t>
+      </w:r>
+    </w:p>
+    <w:p>
+      <w:pPr>
+        <w:pStyle w:val="a4"/>
+        <w:rPr>
+          <w:sz w:val="28"/>
+          <w:szCs w:val="28"/>
+        </w:rPr>
+      </w:pPr>
+      <w:r>
+        <w:rPr>
+          <w:rStyle w:val="ac"/>
+          <w:b w:val="0"/>
+          <w:bCs w:val="0"/>
+          <w:sz w:val="28"/>
+          <w:szCs w:val="28"/>
+        </w:rPr>
+        <w:t>Задача</w:t>
+      </w:r>
+      <w:r>
+        <w:rPr>
+          <w:sz w:val="28"/>
+          <w:szCs w:val="28"/>
+        </w:rPr>
+        <w:t xml:space="preserve"> данной полезной модели заключается в повышении прочности и влагостойкости бумаги при сохранении ее экологичности и </w:t>
+      </w:r>
+      <w:proofErr w:type="spellStart"/>
+      <w:r>
+        <w:rPr>
+          <w:sz w:val="28"/>
+          <w:szCs w:val="28"/>
+        </w:rPr>
+        <w:t>перерабатываемости</w:t>
+      </w:r>
+      <w:proofErr w:type="spellEnd"/>
+      <w:r>
+        <w:rPr>
+          <w:sz w:val="28"/>
+          <w:szCs w:val="28"/>
+        </w:rPr>
+        <w:t>.</w:t>
+      </w:r>
+    </w:p>
+    <w:p>
+      <w:pPr>
+        <w:pStyle w:val="a4"/>
+        <w:rPr>
+          <w:sz w:val="28"/>
+          <w:szCs w:val="28"/>
+        </w:rPr>
+      </w:pPr>
+      <w:r>
+        <w:rPr>
+          <w:rStyle w:val="ac"/>
+          <w:b w:val="0"/>
+          <w:bCs w:val="0"/>
+          <w:sz w:val="28"/>
+          <w:szCs w:val="28"/>
+        </w:rPr>
+        <w:t>Решение</w:t>
+      </w:r>
+      <w:r>
+        <w:rPr>
+          <w:sz w:val="28"/>
+          <w:szCs w:val="28"/>
+        </w:rPr>
+        <w:t xml:space="preserve"> достигается за счет использования в качестве основы натуральных растительных волокон (целлюлозы, льняных или конопляных волокон) в сочетании с биополимерами, такими как </w:t>
+      </w:r>
+      <w:proofErr w:type="spellStart"/>
+      <w:r>
+        <w:rPr>
+          <w:sz w:val="28"/>
+          <w:szCs w:val="28"/>
+        </w:rPr>
+        <w:t>полимолочная</w:t>
+      </w:r>
+      <w:proofErr w:type="spellEnd"/>
+      <w:r>
+        <w:rPr>
+          <w:sz w:val="28"/>
+          <w:szCs w:val="28"/>
+        </w:rPr>
+        <w:t xml:space="preserve"> кислота (PLA) или хитозан. Дополнительно в состав вводятся природные смолы и модифицированные крахмалы для улучшения водоотталкивающих свойств.</w:t>
+      </w:r>
+    </w:p>
+    <w:p>
+      <w:pPr>
+        <w:pStyle w:val="a4"/>
+        <w:rPr>
+          <w:sz w:val="28"/>
+          <w:szCs w:val="28"/>
+        </w:rPr>
+      </w:pPr>
+      <w:r>
+        <w:rPr>
+          <w:sz w:val="28"/>
+          <w:szCs w:val="28"/>
+        </w:rPr>
+        <w:t xml:space="preserve">Полученный материал обладает высокой механической прочностью, устойчивостью к воздействию влаги и химических факторов, а также полностью </w:t>
+      </w:r>
+      <w:proofErr w:type="spellStart"/>
+      <w:r>
+        <w:rPr>
+          <w:sz w:val="28"/>
+          <w:szCs w:val="28"/>
+        </w:rPr>
+        <w:t>биоразлагаем</w:t>
+      </w:r>
+      <w:proofErr w:type="spellEnd"/>
+      <w:r>
+        <w:rPr>
+          <w:sz w:val="28"/>
+          <w:szCs w:val="28"/>
+        </w:rPr>
+        <w:t>. Его можно использовать в упаковочной отрасли, строительстве и производстве товаров длительного пользования.</w:t>
+      </w:r>
+    </w:p>
+    <w:p>
+      <w:pPr>
+        <w:pStyle w:val="a4"/>
+        <w:rPr>
+          <w:sz w:val="28"/>
+          <w:szCs w:val="28"/>
+        </w:rPr>
+      </w:pPr>
+    </w:p>
+    <w:p>
+      <w:pPr>
+        <w:pStyle w:val="a4"/>
+        <w:rPr>
+          <w:sz w:val="28"/>
+          <w:szCs w:val="28"/>
+        </w:rPr>
+      </w:pPr>
+    </w:p>
+    <w:p>
+      <w:pPr>
+        <w:pStyle w:val="a4"/>
+        <w:rPr>
+          <w:sz w:val="28"/>
+          <w:szCs w:val="28"/>
+        </w:rPr>
+      </w:pPr>
+    </w:p>
+    <w:p>
+      <w:pPr>
+        <w:pStyle w:val="a4"/>
+        <w:rPr>
+          <w:sz w:val="28"/>
+          <w:szCs w:val="28"/>
+        </w:rPr>
+      </w:pPr>
+    </w:p>
+    <w:p>
+      <w:pPr>
+        <w:pStyle w:val="a4"/>
+        <w:rPr>
+          <w:sz w:val="28"/>
+          <w:szCs w:val="28"/>
+        </w:rPr>
+      </w:pPr>
+    </w:p>
+    <w:p>
+      <w:pPr>
+        <w:pStyle w:val="a4"/>
+        <w:rPr>
+          <w:sz w:val="28"/>
+          <w:szCs w:val="28"/>
+        </w:rPr>
+      </w:pPr>
+    </w:p>
+    <w:p>
+      <w:pPr>
+        <w:pStyle w:val="a4"/>
+        <w:rPr>
+          <w:sz w:val="28"/>
+          <w:szCs w:val="28"/>
+        </w:rPr>
+      </w:pPr>
+    </w:p>
+    <w:p>
+      <w:pPr>
+        <w:pStyle w:val="a4"/>
+        <w:rPr>
+          <w:sz w:val="28"/>
+          <w:szCs w:val="28"/>
+        </w:rPr>
+      </w:pPr>
+    </w:p>
+    <w:p>
+      <w:pPr>
+        <w:pStyle w:val="a4"/>
+        <w:rPr>
+          <w:sz w:val="28"/>
+          <w:szCs w:val="28"/>
+        </w:rPr>
+      </w:pPr>
+    </w:p>
+    <w:p>
+      <w:pPr>
+        <w:pStyle w:val="a4"/>
+        <w:rPr>
+          <w:sz w:val="28"/>
+          <w:szCs w:val="28"/>
+        </w:rPr>
+      </w:pPr>
+    </w:p>
+    <w:p>
+      <w:pPr>
+        <w:pStyle w:val="a4"/>
+        <w:rPr>
+          <w:sz w:val="28"/>
+          <w:szCs w:val="28"/>
+        </w:rPr>
+      </w:pPr>
+    </w:p>
+    <w:p>
+      <w:pPr>
+        <w:spacing w:line="360" w:lineRule="auto"/>
+        <w:jc w:val="center"/>
+        <w:rPr>
+          <w:sz w:val="28"/>
+          <w:szCs w:val="28"/>
+        </w:rPr>
+      </w:pPr>
+      <w:r>
+        <w:rPr>
+          <w:sz w:val="28"/>
+          <w:szCs w:val="28"/>
+        </w:rPr>
+        <w:lastRenderedPageBreak/>
+        <w:t>Формула</w:t>
+      </w:r>
+    </w:p>
+    <w:p>
+      <w:pPr>
+        <w:spacing w:line="360" w:lineRule="auto"/>
+        <w:ind w:firstLine="851"/>
+        <w:rPr>
+          <w:sz w:val="28"/>
+          <w:szCs w:val="28"/>
+        </w:rPr>
+      </w:pPr>
+    </w:p>
+    <w:p>
+      <w:pPr>
+        <w:spacing w:line="360" w:lineRule="auto"/>
+        <w:ind w:firstLine="900"/>
+        <w:rPr>
+          <w:sz w:val="28"/>
+          <w:szCs w:val="20"/>
+        </w:rPr>
+      </w:pPr>
+      <w:r>
+        <w:rPr>
+          <w:sz w:val="28"/>
+          <w:szCs w:val="20"/>
+        </w:rPr>
+        <w:t xml:space="preserve">Широкополосный спектрально-поляризационный имитатор природных объектов, содержащий в качестве основы полимерный материал, на который со стороны падающей </w:t>
+      </w:r>
+      <w:r>
+        <w:rPr>
+          <w:sz w:val="28"/>
+          <w:szCs w:val="28"/>
+        </w:rPr>
+        <w:t>электромагнитной волны нанесены слои молотого лаврового листа,</w:t>
+      </w:r>
+      <w:r>
+        <w:rPr>
+          <w:sz w:val="28"/>
+          <w:szCs w:val="20"/>
+        </w:rPr>
+        <w:t xml:space="preserve"> отличающийся тем, что на него дополнительно нанесены слои торфа и песка, образующие вместе со слоями молотого лаврового листа камуфляжный рисунок.</w:t>
+      </w:r>
+    </w:p>
+    <w:p>
+      <w:pPr>
+        <w:tabs>
+          <w:tab w:val="left" w:pos="6804"/>
+        </w:tabs>
+        <w:spacing w:line="360" w:lineRule="auto"/>
+        <w:rPr>
+          <w:sz w:val="28"/>
+          <w:szCs w:val="28"/>
+        </w:rPr>
+      </w:pPr>
+    </w:p>
+    <w:p>
+      <w:pPr>
+        <w:tabs>
+          <w:tab w:val="left" w:pos="6804"/>
+        </w:tabs>
+        <w:spacing w:line="360" w:lineRule="auto"/>
+        <w:rPr>
+          <w:sz w:val="28"/>
+          <w:szCs w:val="28"/>
+        </w:rPr>
+      </w:pPr>
+      <w:r>
+        <w:rPr>
+          <w:sz w:val="28"/>
+          <w:szCs w:val="28"/>
+        </w:rPr>
+        <w:t>Проректор по научной работе БГУИР</w:t>
+      </w:r>
+      <w:r>
+        <w:rPr>
+          <w:sz w:val="28"/>
+          <w:szCs w:val="28"/>
+        </w:rPr>
+        <w:tab/>
+        <w:t>/</w:t>
+      </w:r>
+      <w:proofErr w:type="spellStart"/>
+      <w:r>
+        <w:rPr>
+          <w:sz w:val="28"/>
+          <w:szCs w:val="28"/>
+        </w:rPr>
+        <w:t>В.Р.</w:t>
+      </w:r>
+      <w:r>
+        <w:rPr>
+          <w:bCs/>
+          <w:sz w:val="28"/>
+          <w:szCs w:val="28"/>
+        </w:rPr>
+        <w:t>Стемпицкий</w:t>
+      </w:r>
+      <w:proofErr w:type="spellEnd"/>
+      <w:r>
+        <w:rPr>
+          <w:sz w:val="28"/>
+          <w:szCs w:val="28"/>
+        </w:rPr>
+        <w:t>/</w:t>
+      </w:r>
+    </w:p>
+    <w:p>
+      <w:pPr>
+        <w:tabs>
+          <w:tab w:val="left" w:pos="6804"/>
+          <w:tab w:val="left" w:pos="7371"/>
+        </w:tabs>
+        <w:spacing w:line="360" w:lineRule="auto"/>
+        <w:rPr>
+          <w:sz w:val="28"/>
+          <w:szCs w:val="20"/>
+        </w:rPr>
+      </w:pPr>
+    </w:p>
+    <w:p>
+      <w:pPr>
+        <w:tabs>
+          <w:tab w:val="left" w:pos="6804"/>
+          <w:tab w:val="left" w:pos="7371"/>
+        </w:tabs>
+        <w:spacing w:line="360" w:lineRule="auto"/>
+        <w:rPr>
+          <w:sz w:val="28"/>
+          <w:szCs w:val="20"/>
+        </w:rPr>
+      </w:pPr>
+      <w:r>
+        <w:rPr>
+          <w:sz w:val="28"/>
+          <w:szCs w:val="20"/>
+        </w:rPr>
+        <w:t>Авторы</w:t>
+      </w:r>
+      <w:r>
+        <w:rPr>
+          <w:sz w:val="28"/>
+          <w:szCs w:val="20"/>
+        </w:rPr>
+        <w:tab/>
+      </w:r>
+      <w:r>
+        <w:rPr>
+          <w:sz w:val="28"/>
+          <w:szCs w:val="20"/>
+        </w:rPr>
+        <w:t>/</w:t>
+      </w:r>
+      <w:r>
+        <w:rPr>
+          <w:sz w:val="28"/>
+          <w:szCs w:val="20"/>
+        </w:rPr>
+        <w:t>А. И. Бражалович</w:t>
+      </w:r>
+      <w:r>
+        <w:rPr>
+          <w:sz w:val="28"/>
+          <w:szCs w:val="20"/>
+        </w:rPr>
+        <w:t>/</w:t>
+      </w:r>
+    </w:p>
+    <w:p>
+      <w:pPr>
+        <w:tabs>
+          <w:tab w:val="left" w:pos="6804"/>
+          <w:tab w:val="left" w:pos="7371"/>
+        </w:tabs>
+        <w:spacing w:line="360" w:lineRule="auto"/>
+        <w:rPr>
+          <w:sz w:val="28"/>
+          <w:szCs w:val="20"/>
+        </w:rPr>
+      </w:pPr>
+      <w:r>
+        <w:rPr>
+          <w:sz w:val="28"/>
+          <w:szCs w:val="20"/>
+        </w:rPr>
+        <w:tab/>
+      </w:r>
+      <w:r>
+        <w:rPr>
+          <w:sz w:val="28"/>
+          <w:szCs w:val="20"/>
+        </w:rPr>
+        <w:t>/</w:t>
+      </w:r>
+      <w:r>
+        <w:rPr>
+          <w:sz w:val="28"/>
+          <w:szCs w:val="20"/>
+        </w:rPr>
+        <w:t>А. Д. Дашкевич</w:t>
+      </w:r>
+      <w:r>
+        <w:rPr>
+          <w:sz w:val="28"/>
+          <w:szCs w:val="20"/>
+        </w:rPr>
+        <w:t>/</w:t>
+      </w:r>
+    </w:p>
+    <w:p>
+      <w:pPr>
+        <w:tabs>
+          <w:tab w:val="left" w:pos="6804"/>
+          <w:tab w:val="left" w:pos="7371"/>
+        </w:tabs>
+        <w:spacing w:line="360" w:lineRule="auto"/>
+        <w:rPr>
+          <w:sz w:val="28"/>
+          <w:szCs w:val="20"/>
+        </w:rPr>
+      </w:pPr>
+      <w:r>
+        <w:rPr>
+          <w:sz w:val="28"/>
+          <w:szCs w:val="20"/>
+        </w:rPr>
+        <w:tab/>
+        <w:t>/</w:t>
+      </w:r>
+      <w:r>
+        <w:rPr>
+          <w:sz w:val="28"/>
+          <w:szCs w:val="20"/>
+        </w:rPr>
+        <w:t>М. В. Беляев</w:t>
+      </w:r>
+      <w:r>
+        <w:rPr>
+          <w:sz w:val="28"/>
+          <w:szCs w:val="20"/>
+        </w:rPr>
+        <w:t>/</w:t>
+      </w:r>
+    </w:p>
+    <w:p>
+      <w:pPr>
+        <w:tabs>
+          <w:tab w:val="left" w:pos="6804"/>
+          <w:tab w:val="left" w:pos="7371"/>
+        </w:tabs>
+        <w:spacing w:line="360" w:lineRule="auto"/>
+        <w:rPr>
+          <w:sz w:val="28"/>
+          <w:szCs w:val="20"/>
+        </w:rPr>
+      </w:pPr>
+      <w:r>
+        <w:rPr>
+          <w:sz w:val="28"/>
+          <w:szCs w:val="20"/>
+        </w:rPr>
+        <w:tab/>
+      </w:r>
+      <w:r>
+        <w:rPr>
+          <w:sz w:val="28"/>
+          <w:szCs w:val="20"/>
+        </w:rPr>
+        <w:t>/</w:t>
+      </w:r>
+      <w:r>
+        <w:rPr>
+          <w:sz w:val="28"/>
+          <w:szCs w:val="20"/>
+        </w:rPr>
+        <w:t xml:space="preserve">Д. В. </w:t>
+      </w:r>
+      <w:proofErr w:type="spellStart"/>
+      <w:r>
+        <w:rPr>
+          <w:sz w:val="28"/>
+          <w:szCs w:val="20"/>
+        </w:rPr>
+        <w:t>Гасюк</w:t>
+      </w:r>
+      <w:proofErr w:type="spellEnd"/>
+      <w:r>
+        <w:rPr>
+          <w:sz w:val="28"/>
+          <w:szCs w:val="20"/>
+        </w:rPr>
+        <w:t>/</w:t>
+      </w:r>
+    </w:p>
+    <w:p>
+      <w:pPr>
+        <w:tabs>
+          <w:tab w:val="left" w:pos="6804"/>
+          <w:tab w:val="left" w:pos="7371"/>
+        </w:tabs>
+        <w:spacing w:line="360" w:lineRule="auto"/>
+        <w:rPr>
+          <w:sz w:val="28"/>
+          <w:szCs w:val="20"/>
+        </w:rPr>
+      </w:pPr>
+      <w:r>
+        <w:rPr>
+          <w:sz w:val="28"/>
+          <w:szCs w:val="20"/>
+        </w:rPr>
+        <w:tab/>
+      </w:r>
+      <w:r>
+        <w:rPr>
+          <w:sz w:val="28"/>
+          <w:szCs w:val="20"/>
+        </w:rPr>
+        <w:t>/</w:t>
+      </w:r>
+      <w:r>
+        <w:rPr>
+          <w:sz w:val="28"/>
+          <w:szCs w:val="20"/>
+        </w:rPr>
+        <w:t>М. Д. Кучко</w:t>
+      </w:r>
+      <w:r>
+        <w:rPr>
+          <w:sz w:val="28"/>
+          <w:szCs w:val="20"/>
+        </w:rPr>
+        <w:t xml:space="preserve"> </w:t>
+      </w:r>
+      <w:r>
+        <w:rPr>
+          <w:sz w:val="28"/>
+          <w:szCs w:val="20"/>
+        </w:rPr>
+        <w:t>/</w:t>
+      </w:r>
+    </w:p>
+    <w:p>
+      <w:pPr>
+        <w:pStyle w:val="a4"/>
+        <w:rPr>
+          <w:sz w:val="28"/>
+          <w:szCs w:val="28"/>
+        </w:rPr>
+      </w:pPr>
+    </w:p>
     <w:p>
       <w:pPr>
         <w:pStyle w:val="ab"/>
@@ -5277,14 +7273,14 @@
     <w:lsdException w:name="Block Text" w:semiHidden="1" w:unhideWhenUsed="1"/>
     <w:lsdException w:name="Hyperlink" w:semiHidden="1" w:unhideWhenUsed="1"/>
     <w:lsdException w:name="FollowedHyperlink" w:semiHidden="1" w:unhideWhenUsed="1"/>
-    <w:lsdException w:name="Strong" w:qFormat="1"/>
+    <w:lsdException w:name="Strong" w:uiPriority="22" w:qFormat="1"/>
     <w:lsdException w:name="Emphasis" w:qFormat="1"/>
     <w:lsdException w:name="Document Map" w:semiHidden="1" w:unhideWhenUsed="1"/>
     <w:lsdException w:name="Plain Text" w:semiHidden="1" w:unhideWhenUsed="1"/>
     <w:lsdException w:name="E-mail Signature" w:semiHidden="1" w:unhideWhenUsed="1"/>
     <w:lsdException w:name="HTML Top of Form" w:semiHidden="1" w:unhideWhenUsed="1"/>
     <w:lsdException w:name="HTML Bottom of Form" w:semiHidden="1" w:unhideWhenUsed="1"/>
-    <w:lsdException w:name="Normal (Web)" w:semiHidden="1" w:unhideWhenUsed="1"/>
+    <w:lsdException w:name="Normal (Web)" w:semiHidden="1" w:uiPriority="99" w:unhideWhenUsed="1"/>
     <w:lsdException w:name="HTML Acronym" w:semiHidden="1" w:unhideWhenUsed="1"/>
     <w:lsdException w:name="HTML Address" w:semiHidden="1" w:unhideWhenUsed="1"/>
     <w:lsdException w:name="HTML Cite" w:semiHidden="1" w:unhideWhenUsed="1"/>
@@ -5341,6 +7337,9 @@
     <w:lsdException w:name="Table Subtle 1" w:semiHidden="1" w:unhideWhenUsed="1"/>
     <w:lsdException w:name="Table Subtle 2" w:semiHidden="1" w:unhideWhenUsed="1"/>
     <w:lsdException w:name="Table Web 1" w:semiHidden="1" w:unhideWhenUsed="1"/>
+    <w:lsdException w:name="Table Web 2" w:semiHidden="1" w:unhideWhenUsed="1"/>
+    <w:lsdException w:name="Table Web 3" w:semiHidden="1" w:unhideWhenUsed="1"/>
+    <w:lsdException w:name="Table Theme" w:semiHidden="1" w:unhideWhenUsed="1"/>
     <w:lsdException w:name="Placeholder Text" w:semiHidden="1" w:uiPriority="99"/>
     <w:lsdException w:name="No Spacing" w:uiPriority="1" w:qFormat="1"/>
     <w:lsdException w:name="Light Shading" w:uiPriority="60"/>
@@ -5649,6 +7648,7 @@
   <w:style w:type="paragraph" w:styleId="a4">
     <w:name w:val="Normal (Web)"/>
     <w:basedOn w:val="a"/>
+    <w:uiPriority w:val="99"/>
     <w:rsid w:val="00F624CB"/>
     <w:pPr>
       <w:spacing w:before="100" w:beforeAutospacing="1" w:after="100" w:afterAutospacing="1"/>
@@ -5807,6 +7807,7 @@
   </w:style>
   <w:style w:type="character" w:styleId="ac">
     <w:name w:val="Strong"/>
+    <w:uiPriority w:val="22"/>
     <w:qFormat/>
     <w:rsid w:val="008250E4"/>
     <w:rPr>
